--- a/Docs/Evidencias/GA5-AA3-EV01_Registro_Cambios_Ronda4.docx
+++ b/Docs/Evidencias/GA5-AA3-EV01_Registro_Cambios_Ronda4.docx
@@ -191,7 +191,7 @@
       <w:r>
         <w:drawing>
           <wp:inline xmlns:a="http://schemas.openxmlformats.org/drawingml/2006/main" xmlns:pic="http://schemas.openxmlformats.org/drawingml/2006/picture">
-            <wp:extent cx="5486400" cy="3429000"/>
+            <wp:extent cx="5486400" cy="3086100"/>
             <wp:docPr id="1" name="Picture 1"/>
             <wp:cNvGraphicFramePr>
               <a:graphicFrameLocks noChangeAspect="1"/>
@@ -212,7 +212,7 @@
                   <pic:spPr>
                     <a:xfrm>
                       <a:off x="0" y="0"/>
-                      <a:ext cx="5486400" cy="3429000"/>
+                      <a:ext cx="5486400" cy="3086100"/>
                     </a:xfrm>
                     <a:prstGeom prst="rect"/>
                   </pic:spPr>
@@ -236,7 +236,7 @@
       <w:r>
         <w:drawing>
           <wp:inline xmlns:a="http://schemas.openxmlformats.org/drawingml/2006/main" xmlns:pic="http://schemas.openxmlformats.org/drawingml/2006/picture">
-            <wp:extent cx="5486400" cy="3429000"/>
+            <wp:extent cx="5486400" cy="3086100"/>
             <wp:docPr id="2" name="Picture 2"/>
             <wp:cNvGraphicFramePr>
               <a:graphicFrameLocks noChangeAspect="1"/>
@@ -257,7 +257,7 @@
                   <pic:spPr>
                     <a:xfrm>
                       <a:off x="0" y="0"/>
-                      <a:ext cx="5486400" cy="3429000"/>
+                      <a:ext cx="5486400" cy="3086100"/>
                     </a:xfrm>
                     <a:prstGeom prst="rect"/>
                   </pic:spPr>
@@ -1399,11 +1399,11 @@
               <a:graphicData uri="http://schemas.openxmlformats.org/drawingml/2006/picture">
                 <pic:pic>
                   <pic:nvPicPr>
-                    <pic:cNvPr id="0" name="gameplay_cubos_y_un_solo_estilo.png"/>
+                    <pic:cNvPr id="0" name="gameplay_conduciendo.png"/>
                     <pic:cNvPicPr/>
                   </pic:nvPicPr>
                   <pic:blipFill>
-                    <a:blip r:embed="rId11"/>
+                    <a:blip r:embed="rId13"/>
                     <a:stretch>
                       <a:fillRect/>
                     </a:stretch>
@@ -1461,7 +1461,7 @@
                     <pic:cNvPicPr/>
                   </pic:nvPicPr>
                   <pic:blipFill>
-                    <a:blip r:embed="rId13"/>
+                    <a:blip r:embed="rId14"/>
                     <a:stretch>
                       <a:fillRect/>
                     </a:stretch>
